--- a/My_Vitae-ind.docx
+++ b/My_Vitae-ind.docx
@@ -621,6 +621,109 @@
           <w:iCs/>
           <w:sz w:val="28"/>
         </w:rPr>
+        <w:t xml:space="preserve">Lead Software Engineer, </w:t>
+      </w:r>
+      <w:proofErr w:type="spellStart"/>
+      <w:r>
+        <w:rPr>
+          <w:b/>
+          <w:bCs/>
+          <w:iCs/>
+          <w:sz w:val="28"/>
+        </w:rPr>
+        <w:t>AfriLearnTech</w:t>
+      </w:r>
+      <w:proofErr w:type="spellEnd"/>
+      <w:r>
+        <w:rPr>
+          <w:b/>
+          <w:bCs/>
+          <w:iCs/>
+          <w:sz w:val="28"/>
+        </w:rPr>
+        <w:t xml:space="preserve"> Ghana Limited.</w:t>
+      </w:r>
+      <w:r>
+        <w:rPr>
+          <w:b/>
+          <w:bCs/>
+          <w:iCs/>
+          <w:sz w:val="28"/>
+        </w:rPr>
+        <w:tab/>
+      </w:r>
+      <w:r>
+        <w:rPr>
+          <w:b/>
+          <w:bCs/>
+          <w:iCs/>
+          <w:sz w:val="28"/>
+        </w:rPr>
+        <w:tab/>
+        <w:t>2025 – Date</w:t>
+      </w:r>
+    </w:p>
+    <w:p>
+      <w:pPr>
+        <w:pStyle w:val="ListParagraph"/>
+        <w:numPr>
+          <w:ilvl w:val="0"/>
+          <w:numId w:val="18"/>
+        </w:numPr>
+        <w:tabs>
+          <w:tab w:val="left" w:pos="5355"/>
+        </w:tabs>
+        <w:rPr>
+          <w:iCs/>
+          <w:sz w:val="28"/>
+        </w:rPr>
+      </w:pPr>
+      <w:r>
+        <w:rPr>
+          <w:iCs/>
+          <w:sz w:val="28"/>
+        </w:rPr>
+        <w:t>Lead the design, development</w:t>
+      </w:r>
+      <w:r>
+        <w:rPr>
+          <w:iCs/>
+          <w:sz w:val="28"/>
+        </w:rPr>
+        <w:t>, and deployment of a National Digital Learning Platform for Liberia’s Ministry of Education</w:t>
+      </w:r>
+      <w:r>
+        <w:rPr>
+          <w:iCs/>
+          <w:sz w:val="28"/>
+        </w:rPr>
+        <w:t>.</w:t>
+      </w:r>
+    </w:p>
+    <w:p>
+      <w:pPr>
+        <w:pStyle w:val="ListParagraph"/>
+        <w:numPr>
+          <w:ilvl w:val="0"/>
+          <w:numId w:val="1"/>
+        </w:numPr>
+        <w:tabs>
+          <w:tab w:val="left" w:pos="5355"/>
+        </w:tabs>
+        <w:rPr>
+          <w:b/>
+          <w:bCs/>
+          <w:i/>
+          <w:sz w:val="28"/>
+        </w:rPr>
+      </w:pPr>
+      <w:r>
+        <w:rPr>
+          <w:b/>
+          <w:bCs/>
+          <w:iCs/>
+          <w:sz w:val="28"/>
+        </w:rPr>
         <w:t>Owner, PKay Software Consultancy</w:t>
       </w:r>
       <w:r>
@@ -799,7 +902,16 @@
           <w:iCs/>
           <w:sz w:val="28"/>
         </w:rPr>
-        <w:t>Development Consultant, Destination Experience App</w:t>
+        <w:t>Development Consultant,</w:t>
+      </w:r>
+      <w:r>
+        <w:rPr>
+          <w:b/>
+          <w:bCs/>
+          <w:iCs/>
+          <w:sz w:val="28"/>
+        </w:rPr>
+        <w:t xml:space="preserve"> Padlupp Limited</w:t>
       </w:r>
       <w:r>
         <w:rPr>
@@ -809,7 +921,42 @@
           <w:sz w:val="28"/>
         </w:rPr>
         <w:tab/>
+      </w:r>
+      <w:r>
+        <w:rPr>
+          <w:b/>
+          <w:bCs/>
+          <w:iCs/>
+          <w:sz w:val="28"/>
+        </w:rPr>
+        <w:tab/>
+      </w:r>
+      <w:r>
+        <w:rPr>
+          <w:b/>
+          <w:bCs/>
+          <w:iCs/>
+          <w:sz w:val="28"/>
+        </w:rPr>
+        <w:tab/>
+      </w:r>
+      <w:r>
+        <w:rPr>
+          <w:b/>
+          <w:bCs/>
+          <w:iCs/>
+          <w:sz w:val="28"/>
+        </w:rPr>
         <w:t>2025</w:t>
+      </w:r>
+      <w:r>
+        <w:rPr>
+          <w:b/>
+          <w:bCs/>
+          <w:iCs/>
+          <w:sz w:val="28"/>
+        </w:rPr>
+        <w:t xml:space="preserve"> - 2026</w:t>
       </w:r>
     </w:p>
     <w:p>
@@ -832,14 +979,49 @@
           <w:iCs/>
           <w:sz w:val="28"/>
         </w:rPr>
-        <w:t>Partner contractor on the Destination Experience App for EMCON Services</w:t>
-      </w:r>
-      <w:r>
-        <w:rPr>
-          <w:iCs/>
-          <w:sz w:val="28"/>
-        </w:rPr>
-        <w:t xml:space="preserve"> GmbH</w:t>
+        <w:t>Consultant</w:t>
+      </w:r>
+      <w:r>
+        <w:rPr>
+          <w:iCs/>
+          <w:sz w:val="28"/>
+        </w:rPr>
+        <w:t xml:space="preserve"> </w:t>
+      </w:r>
+      <w:r>
+        <w:rPr>
+          <w:iCs/>
+          <w:sz w:val="28"/>
+        </w:rPr>
+        <w:t xml:space="preserve">Developer </w:t>
+      </w:r>
+      <w:r>
+        <w:rPr>
+          <w:iCs/>
+          <w:sz w:val="28"/>
+        </w:rPr>
+        <w:t xml:space="preserve">on the </w:t>
+      </w:r>
+      <w:r>
+        <w:rPr>
+          <w:iCs/>
+          <w:sz w:val="28"/>
+        </w:rPr>
+        <w:t xml:space="preserve">Accountability Partner Platform </w:t>
+      </w:r>
+      <w:r>
+        <w:rPr>
+          <w:iCs/>
+          <w:sz w:val="28"/>
+        </w:rPr>
+        <w:t>for</w:t>
+      </w:r>
+      <w:r>
+        <w:rPr>
+          <w:iCs/>
+          <w:sz w:val="28"/>
+        </w:rPr>
+        <w:t xml:space="preserve"> Padlupp Limited</w:t>
       </w:r>
       <w:r>
         <w:rPr>
@@ -853,7 +1035,14 @@
           <w:iCs/>
           <w:sz w:val="28"/>
         </w:rPr>
-        <w:t xml:space="preserve"> Germany</w:t>
+        <w:t xml:space="preserve"> </w:t>
+      </w:r>
+      <w:r>
+        <w:rPr>
+          <w:iCs/>
+          <w:sz w:val="28"/>
+        </w:rPr>
+        <w:t>UK.</w:t>
       </w:r>
     </w:p>
     <w:p>
@@ -878,7 +1067,6 @@
         </w:rPr>
         <w:t xml:space="preserve">I used </w:t>
       </w:r>
-      <w:proofErr w:type="spellStart"/>
       <w:r>
         <w:rPr>
           <w:b/>
@@ -888,7 +1076,6 @@
         </w:rPr>
         <w:t>WebSockets</w:t>
       </w:r>
-      <w:proofErr w:type="spellEnd"/>
       <w:r>
         <w:rPr>
           <w:iCs/>
@@ -1045,6 +1232,7 @@
           <w:iCs/>
           <w:sz w:val="28"/>
         </w:rPr>
+        <w:lastRenderedPageBreak/>
         <w:t>To be used by all academic and administrative units in University of Ghana.</w:t>
       </w:r>
     </w:p>
@@ -1142,7 +1330,6 @@
           <w:iCs/>
           <w:sz w:val="28"/>
         </w:rPr>
-        <w:lastRenderedPageBreak/>
         <w:t xml:space="preserve">I used </w:t>
       </w:r>
       <w:r>
@@ -2478,25 +2665,7 @@
           <w:bCs/>
           <w:sz w:val="28"/>
         </w:rPr>
-        <w:t xml:space="preserve">Channels / </w:t>
-      </w:r>
-      <w:proofErr w:type="spellStart"/>
-      <w:r>
-        <w:rPr>
-          <w:b/>
-          <w:bCs/>
-          <w:sz w:val="28"/>
-        </w:rPr>
-        <w:t>WebSockets</w:t>
-      </w:r>
-      <w:proofErr w:type="spellEnd"/>
-      <w:r>
-        <w:rPr>
-          <w:b/>
-          <w:bCs/>
-          <w:sz w:val="28"/>
-        </w:rPr>
-        <w:t xml:space="preserve"> / Redis</w:t>
+        <w:t>Channels / WebSockets / Redis</w:t>
       </w:r>
     </w:p>
     <w:p>
@@ -2515,9 +2684,11 @@
       </w:pPr>
       <w:r>
         <w:rPr>
-          <w:sz w:val="28"/>
-        </w:rPr>
-        <w:t>Dart / Flutter</w:t>
+          <w:b/>
+          <w:bCs/>
+          <w:sz w:val="28"/>
+        </w:rPr>
+        <w:t>Agentic AI</w:t>
       </w:r>
     </w:p>
     <w:p>
@@ -2538,7 +2709,7 @@
         <w:rPr>
           <w:sz w:val="28"/>
         </w:rPr>
-        <w:t>SQL / PostgreSQL / Relational DB</w:t>
+        <w:t>Dart / Flutter</w:t>
       </w:r>
     </w:p>
     <w:p>
@@ -2559,19 +2730,7 @@
         <w:rPr>
           <w:sz w:val="28"/>
         </w:rPr>
-        <w:t>HTML</w:t>
-      </w:r>
-      <w:r>
-        <w:rPr>
-          <w:sz w:val="28"/>
-        </w:rPr>
-        <w:t xml:space="preserve"> / </w:t>
-      </w:r>
-      <w:r>
-        <w:rPr>
-          <w:sz w:val="28"/>
-        </w:rPr>
-        <w:t>CSS / BOOTSTRAP</w:t>
+        <w:t>SQL / PostgreSQL / Relational DB</w:t>
       </w:r>
     </w:p>
     <w:p>
@@ -2592,7 +2751,7 @@
         <w:rPr>
           <w:sz w:val="28"/>
         </w:rPr>
-        <w:t>Digital Ocean</w:t>
+        <w:t>HTML</w:t>
       </w:r>
       <w:r>
         <w:rPr>
@@ -2604,13 +2763,7 @@
         <w:rPr>
           <w:sz w:val="28"/>
         </w:rPr>
-        <w:t xml:space="preserve">Ubuntu Servers </w:t>
-      </w:r>
-      <w:r>
-        <w:rPr>
-          <w:sz w:val="28"/>
-        </w:rPr>
-        <w:t>/ SSL Installation</w:t>
+        <w:t>CSS / BOOTSTRAP</w:t>
       </w:r>
     </w:p>
     <w:p>
@@ -2631,6 +2784,45 @@
         <w:rPr>
           <w:sz w:val="28"/>
         </w:rPr>
+        <w:t>Digital Ocean</w:t>
+      </w:r>
+      <w:r>
+        <w:rPr>
+          <w:sz w:val="28"/>
+        </w:rPr>
+        <w:t xml:space="preserve"> / </w:t>
+      </w:r>
+      <w:r>
+        <w:rPr>
+          <w:sz w:val="28"/>
+        </w:rPr>
+        <w:t xml:space="preserve">Ubuntu Servers </w:t>
+      </w:r>
+      <w:r>
+        <w:rPr>
+          <w:sz w:val="28"/>
+        </w:rPr>
+        <w:t>/ SSL Installation</w:t>
+      </w:r>
+    </w:p>
+    <w:p>
+      <w:pPr>
+        <w:pStyle w:val="ListParagraph"/>
+        <w:numPr>
+          <w:ilvl w:val="0"/>
+          <w:numId w:val="7"/>
+        </w:numPr>
+        <w:tabs>
+          <w:tab w:val="left" w:pos="1125"/>
+        </w:tabs>
+        <w:rPr>
+          <w:sz w:val="28"/>
+        </w:rPr>
+      </w:pPr>
+      <w:r>
+        <w:rPr>
+          <w:sz w:val="28"/>
+        </w:rPr>
         <w:t>Git / GitHub</w:t>
       </w:r>
     </w:p>
@@ -2675,6 +2867,78 @@
         <w:rPr>
           <w:sz w:val="28"/>
         </w:rPr>
+        <w:t>National Digital Learning Platform for Liberia (</w:t>
+      </w:r>
+      <w:hyperlink r:id="rId14" w:history="1">
+        <w:r>
+          <w:rPr>
+            <w:rStyle w:val="Hyperlink"/>
+            <w:sz w:val="28"/>
+          </w:rPr>
+          <w:t>Live</w:t>
+        </w:r>
+      </w:hyperlink>
+      <w:r>
+        <w:rPr>
+          <w:sz w:val="28"/>
+        </w:rPr>
+        <w:t>)</w:t>
+      </w:r>
+    </w:p>
+    <w:p>
+      <w:pPr>
+        <w:pStyle w:val="ListParagraph"/>
+        <w:numPr>
+          <w:ilvl w:val="0"/>
+          <w:numId w:val="8"/>
+        </w:numPr>
+        <w:tabs>
+          <w:tab w:val="left" w:pos="1125"/>
+        </w:tabs>
+        <w:rPr>
+          <w:sz w:val="28"/>
+        </w:rPr>
+      </w:pPr>
+      <w:r>
+        <w:rPr>
+          <w:sz w:val="28"/>
+        </w:rPr>
+        <w:t>An accountability partner platform for Padlupp Limited, UK. (</w:t>
+      </w:r>
+      <w:hyperlink r:id="rId15" w:history="1">
+        <w:r>
+          <w:rPr>
+            <w:rStyle w:val="Hyperlink"/>
+            <w:sz w:val="28"/>
+          </w:rPr>
+          <w:t>Live</w:t>
+        </w:r>
+      </w:hyperlink>
+      <w:r>
+        <w:rPr>
+          <w:sz w:val="28"/>
+        </w:rPr>
+        <w:t>)</w:t>
+      </w:r>
+    </w:p>
+    <w:p>
+      <w:pPr>
+        <w:pStyle w:val="ListParagraph"/>
+        <w:numPr>
+          <w:ilvl w:val="0"/>
+          <w:numId w:val="8"/>
+        </w:numPr>
+        <w:tabs>
+          <w:tab w:val="left" w:pos="1125"/>
+        </w:tabs>
+        <w:rPr>
+          <w:sz w:val="28"/>
+        </w:rPr>
+      </w:pPr>
+      <w:r>
+        <w:rPr>
+          <w:sz w:val="28"/>
+        </w:rPr>
         <w:t>A multi-vendor eCommerce platform for Birthnon Limited</w:t>
       </w:r>
       <w:r>
@@ -2689,7 +2953,7 @@
         </w:rPr>
         <w:t>. (</w:t>
       </w:r>
-      <w:hyperlink r:id="rId14" w:history="1">
+      <w:hyperlink r:id="rId16" w:history="1">
         <w:r>
           <w:rPr>
             <w:rStyle w:val="Hyperlink"/>
@@ -2755,26 +3019,35 @@
           <w:tab w:val="left" w:pos="1125"/>
         </w:tabs>
         <w:rPr>
-          <w:sz w:val="28"/>
-        </w:rPr>
-      </w:pPr>
-      <w:r>
-        <w:rPr>
-          <w:sz w:val="28"/>
-        </w:rPr>
-        <w:t>Destination Experience Application for EMCO</w:t>
-      </w:r>
-      <w:r>
-        <w:rPr>
-          <w:sz w:val="28"/>
-        </w:rPr>
-        <w:t>N</w:t>
-      </w:r>
-      <w:r>
-        <w:rPr>
-          <w:sz w:val="28"/>
-        </w:rPr>
-        <w:t>, Germany.</w:t>
+          <w:rStyle w:val="Hyperlink"/>
+          <w:color w:val="auto"/>
+          <w:sz w:val="28"/>
+          <w:u w:val="none"/>
+        </w:rPr>
+      </w:pPr>
+      <w:r>
+        <w:rPr>
+          <w:sz w:val="28"/>
+        </w:rPr>
+        <w:t>RDBMS for Liberia Electricity Regulatory Commission</w:t>
+      </w:r>
+      <w:r>
+        <w:rPr>
+          <w:sz w:val="28"/>
+        </w:rPr>
+        <w:t xml:space="preserve"> (</w:t>
+      </w:r>
+      <w:r>
+        <w:rPr>
+          <w:rStyle w:val="Hyperlink"/>
+        </w:rPr>
+        <w:t>privately used</w:t>
+      </w:r>
+      <w:r>
+        <w:rPr>
+          <w:sz w:val="28"/>
+        </w:rPr>
+        <w:t>)</w:t>
       </w:r>
     </w:p>
     <w:p>
@@ -2795,31 +3068,21 @@
         <w:rPr>
           <w:sz w:val="28"/>
         </w:rPr>
-        <w:t xml:space="preserve">M&amp;E Software for monitoring the </w:t>
-      </w:r>
-      <w:r>
-        <w:rPr>
-          <w:sz w:val="28"/>
-        </w:rPr>
-        <w:t xml:space="preserve">Transparent </w:t>
-      </w:r>
-      <w:r>
-        <w:rPr>
-          <w:sz w:val="28"/>
-        </w:rPr>
-        <w:t>School Feeding</w:t>
-      </w:r>
-      <w:r>
-        <w:rPr>
-          <w:sz w:val="28"/>
-        </w:rPr>
-        <w:t xml:space="preserve"> Network</w:t>
-      </w:r>
-      <w:r>
-        <w:rPr>
-          <w:sz w:val="28"/>
-        </w:rPr>
-        <w:t>.</w:t>
+        <w:t xml:space="preserve">A Business management dashboard and mobile app for </w:t>
+      </w:r>
+      <w:proofErr w:type="spellStart"/>
+      <w:r>
+        <w:rPr>
+          <w:sz w:val="28"/>
+        </w:rPr>
+        <w:t>Dersiblu</w:t>
+      </w:r>
+      <w:proofErr w:type="spellEnd"/>
+      <w:r>
+        <w:rPr>
+          <w:sz w:val="28"/>
+        </w:rPr>
+        <w:t xml:space="preserve"> Ghana Ltd.</w:t>
       </w:r>
     </w:p>
     <w:p>
@@ -2833,93 +3096,34 @@
           <w:tab w:val="left" w:pos="1125"/>
         </w:tabs>
         <w:rPr>
+          <w:sz w:val="28"/>
+        </w:rPr>
+      </w:pPr>
+      <w:r>
+        <w:rPr>
+          <w:sz w:val="28"/>
+        </w:rPr>
+        <w:t xml:space="preserve">Admission Management </w:t>
+      </w:r>
+      <w:r>
+        <w:rPr>
+          <w:sz w:val="28"/>
+        </w:rPr>
+        <w:t>System</w:t>
+      </w:r>
+      <w:r>
+        <w:rPr>
+          <w:sz w:val="28"/>
+        </w:rPr>
+        <w:t xml:space="preserve"> for GIMPA Training &amp; Consulting </w:t>
+      </w:r>
+      <w:r>
+        <w:rPr>
           <w:rStyle w:val="Hyperlink"/>
-          <w:color w:val="auto"/>
-          <w:sz w:val="28"/>
-          <w:u w:val="none"/>
-        </w:rPr>
-      </w:pPr>
-      <w:r>
-        <w:rPr>
-          <w:sz w:val="28"/>
-        </w:rPr>
-        <w:t>RDBMS for Liberia Electricity Regulatory Commission</w:t>
-      </w:r>
-    </w:p>
-    <w:p>
-      <w:pPr>
-        <w:pStyle w:val="ListParagraph"/>
-        <w:numPr>
-          <w:ilvl w:val="0"/>
-          <w:numId w:val="8"/>
-        </w:numPr>
-        <w:tabs>
-          <w:tab w:val="left" w:pos="1125"/>
-        </w:tabs>
-        <w:rPr>
-          <w:sz w:val="28"/>
-        </w:rPr>
-      </w:pPr>
-      <w:r>
-        <w:rPr>
-          <w:sz w:val="28"/>
-        </w:rPr>
-        <w:t xml:space="preserve">A Business management dashboard and mobile app for </w:t>
-      </w:r>
-      <w:proofErr w:type="spellStart"/>
-      <w:r>
-        <w:rPr>
-          <w:sz w:val="28"/>
-        </w:rPr>
-        <w:t>Dersiblu</w:t>
-      </w:r>
-      <w:proofErr w:type="spellEnd"/>
-      <w:r>
-        <w:rPr>
-          <w:sz w:val="28"/>
-        </w:rPr>
-        <w:t xml:space="preserve"> Ghana Ltd.</w:t>
-      </w:r>
-    </w:p>
-    <w:p>
-      <w:pPr>
-        <w:pStyle w:val="ListParagraph"/>
-        <w:numPr>
-          <w:ilvl w:val="0"/>
-          <w:numId w:val="8"/>
-        </w:numPr>
-        <w:tabs>
-          <w:tab w:val="left" w:pos="1125"/>
-        </w:tabs>
-        <w:rPr>
-          <w:sz w:val="28"/>
-        </w:rPr>
-      </w:pPr>
-      <w:r>
-        <w:rPr>
-          <w:sz w:val="28"/>
-        </w:rPr>
-        <w:t xml:space="preserve">Admission Management </w:t>
-      </w:r>
-      <w:r>
-        <w:rPr>
-          <w:sz w:val="28"/>
-        </w:rPr>
-        <w:t>System</w:t>
-      </w:r>
-      <w:r>
-        <w:rPr>
-          <w:sz w:val="28"/>
-        </w:rPr>
-        <w:t xml:space="preserve"> for GIMPA Training &amp; Consulting </w:t>
-      </w:r>
-      <w:r>
-        <w:rPr>
-          <w:rStyle w:val="Hyperlink"/>
         </w:rPr>
         <w:t>(</w:t>
       </w:r>
-      <w:hyperlink r:id="rId15" w:history="1">
+      <w:hyperlink r:id="rId17" w:history="1">
         <w:r>
           <w:rPr>
             <w:rStyle w:val="Hyperlink"/>
@@ -2993,7 +3197,7 @@
         </w:rPr>
         <w:t>A Payment Gateway (APIs) for PayHub Ghana Limited (</w:t>
       </w:r>
-      <w:hyperlink r:id="rId16" w:history="1">
+      <w:hyperlink r:id="rId18" w:history="1">
         <w:r>
           <w:rPr>
             <w:rStyle w:val="Hyperlink"/>
@@ -3037,7 +3241,7 @@
         </w:rPr>
         <w:t xml:space="preserve">, A Flutter package </w:t>
       </w:r>
-      <w:hyperlink r:id="rId17" w:history="1">
+      <w:hyperlink r:id="rId19" w:history="1">
         <w:r>
           <w:rPr>
             <w:rStyle w:val="Hyperlink"/>
@@ -3067,7 +3271,7 @@
         </w:rPr>
         <w:t xml:space="preserve">Scriptura, A VSCode extension </w:t>
       </w:r>
-      <w:hyperlink r:id="rId18" w:history="1">
+      <w:hyperlink r:id="rId20" w:history="1">
         <w:r>
           <w:rPr>
             <w:rStyle w:val="Hyperlink"/>
@@ -3111,36 +3315,6 @@
         <w:rPr>
           <w:sz w:val="28"/>
         </w:rPr>
-        <w:t xml:space="preserve">Scriptura Chrome Extension </w:t>
-      </w:r>
-      <w:hyperlink r:id="rId19" w:history="1">
-        <w:r>
-          <w:rPr>
-            <w:rStyle w:val="Hyperlink"/>
-            <w:sz w:val="28"/>
-          </w:rPr>
-          <w:t>https://github.com/DevPrinceK/scripturacx</w:t>
-        </w:r>
-      </w:hyperlink>
-    </w:p>
-    <w:p>
-      <w:pPr>
-        <w:pStyle w:val="ListParagraph"/>
-        <w:numPr>
-          <w:ilvl w:val="0"/>
-          <w:numId w:val="8"/>
-        </w:numPr>
-        <w:tabs>
-          <w:tab w:val="left" w:pos="1125"/>
-        </w:tabs>
-        <w:rPr>
-          <w:sz w:val="28"/>
-        </w:rPr>
-      </w:pPr>
-      <w:r>
-        <w:rPr>
-          <w:sz w:val="28"/>
-        </w:rPr>
         <w:t>Election Software</w:t>
       </w:r>
       <w:proofErr w:type="gramStart"/>
@@ -3157,7 +3331,7 @@
         <w:t>(</w:t>
       </w:r>
       <w:proofErr w:type="gramEnd"/>
-      <w:hyperlink r:id="rId20" w:history="1">
+      <w:hyperlink r:id="rId21" w:history="1">
         <w:r>
           <w:rPr>
             <w:rStyle w:val="Hyperlink"/>
@@ -3193,7 +3367,7 @@
         </w:rPr>
         <w:t>AI-Powered WhatsApp bot (</w:t>
       </w:r>
-      <w:hyperlink r:id="rId21" w:history="1">
+      <w:hyperlink r:id="rId22" w:history="1">
         <w:r>
           <w:rPr>
             <w:rStyle w:val="Hyperlink"/>
@@ -3236,7 +3410,7 @@
         <w:tab/>
         <w:t>(</w:t>
       </w:r>
-      <w:hyperlink r:id="rId22" w:history="1">
+      <w:hyperlink r:id="rId23" w:history="1">
         <w:r>
           <w:rPr>
             <w:rStyle w:val="Hyperlink"/>
@@ -3287,7 +3461,7 @@
         </w:rPr>
         <w:t xml:space="preserve">: </w:t>
       </w:r>
-      <w:hyperlink r:id="rId23" w:history="1">
+      <w:hyperlink r:id="rId24" w:history="1">
         <w:r>
           <w:rPr>
             <w:rStyle w:val="Hyperlink"/>
@@ -3493,7 +3667,7 @@
       </w:r>
     </w:p>
     <w:sectPr>
-      <w:footerReference w:type="default" r:id="rId24"/>
+      <w:footerReference w:type="default" r:id="rId25"/>
       <w:pgSz w:w="12240" w:h="15840"/>
       <w:pgMar w:top="540" w:right="1440" w:bottom="450" w:left="1440" w:header="720" w:footer="720" w:gutter="0"/>
       <w:cols w:space="720"/>
@@ -5419,7 +5593,7 @@
   <w:abstractNum w:abstractNumId="16" w15:restartNumberingAfterBreak="0">
     <w:nsid w:val="6B3108EA"/>
     <w:multiLevelType w:val="hybridMultilevel"/>
-    <w:tmpl w:val="8D1C0D34"/>
+    <w:tmpl w:val="5BF8A68E"/>
     <w:lvl w:ilvl="0" w:tplc="04090009">
       <w:start w:val="1"/>
       <w:numFmt w:val="bullet"/>
@@ -5523,6 +5697,119 @@
       <w:lvlJc w:val="left"/>
       <w:pPr>
         <w:ind w:left="6120" w:hanging="360"/>
+      </w:pPr>
+      <w:rPr>
+        <w:rFonts w:ascii="Wingdings" w:hAnsi="Wingdings" w:hint="default"/>
+      </w:rPr>
+    </w:lvl>
+  </w:abstractNum>
+  <w:abstractNum w:abstractNumId="17" w15:restartNumberingAfterBreak="0">
+    <w:nsid w:val="7FAB20E1"/>
+    <w:multiLevelType w:val="hybridMultilevel"/>
+    <w:tmpl w:val="16C4C7D2"/>
+    <w:lvl w:ilvl="0" w:tplc="0C00000D">
+      <w:start w:val="1"/>
+      <w:numFmt w:val="bullet"/>
+      <w:lvlText w:val=""/>
+      <w:lvlJc w:val="left"/>
+      <w:pPr>
+        <w:ind w:left="720" w:hanging="360"/>
+      </w:pPr>
+      <w:rPr>
+        <w:rFonts w:ascii="Wingdings" w:hAnsi="Wingdings" w:hint="default"/>
+      </w:rPr>
+    </w:lvl>
+    <w:lvl w:ilvl="1" w:tplc="0C000003" w:tentative="1">
+      <w:start w:val="1"/>
+      <w:numFmt w:val="bullet"/>
+      <w:lvlText w:val="o"/>
+      <w:lvlJc w:val="left"/>
+      <w:pPr>
+        <w:ind w:left="1440" w:hanging="360"/>
+      </w:pPr>
+      <w:rPr>
+        <w:rFonts w:ascii="Courier New" w:hAnsi="Courier New" w:cs="Courier New" w:hint="default"/>
+      </w:rPr>
+    </w:lvl>
+    <w:lvl w:ilvl="2" w:tplc="0C000005" w:tentative="1">
+      <w:start w:val="1"/>
+      <w:numFmt w:val="bullet"/>
+      <w:lvlText w:val=""/>
+      <w:lvlJc w:val="left"/>
+      <w:pPr>
+        <w:ind w:left="2160" w:hanging="360"/>
+      </w:pPr>
+      <w:rPr>
+        <w:rFonts w:ascii="Wingdings" w:hAnsi="Wingdings" w:hint="default"/>
+      </w:rPr>
+    </w:lvl>
+    <w:lvl w:ilvl="3" w:tplc="0C000001" w:tentative="1">
+      <w:start w:val="1"/>
+      <w:numFmt w:val="bullet"/>
+      <w:lvlText w:val=""/>
+      <w:lvlJc w:val="left"/>
+      <w:pPr>
+        <w:ind w:left="2880" w:hanging="360"/>
+      </w:pPr>
+      <w:rPr>
+        <w:rFonts w:ascii="Symbol" w:hAnsi="Symbol" w:hint="default"/>
+      </w:rPr>
+    </w:lvl>
+    <w:lvl w:ilvl="4" w:tplc="0C000003" w:tentative="1">
+      <w:start w:val="1"/>
+      <w:numFmt w:val="bullet"/>
+      <w:lvlText w:val="o"/>
+      <w:lvlJc w:val="left"/>
+      <w:pPr>
+        <w:ind w:left="3600" w:hanging="360"/>
+      </w:pPr>
+      <w:rPr>
+        <w:rFonts w:ascii="Courier New" w:hAnsi="Courier New" w:cs="Courier New" w:hint="default"/>
+      </w:rPr>
+    </w:lvl>
+    <w:lvl w:ilvl="5" w:tplc="0C000005" w:tentative="1">
+      <w:start w:val="1"/>
+      <w:numFmt w:val="bullet"/>
+      <w:lvlText w:val=""/>
+      <w:lvlJc w:val="left"/>
+      <w:pPr>
+        <w:ind w:left="4320" w:hanging="360"/>
+      </w:pPr>
+      <w:rPr>
+        <w:rFonts w:ascii="Wingdings" w:hAnsi="Wingdings" w:hint="default"/>
+      </w:rPr>
+    </w:lvl>
+    <w:lvl w:ilvl="6" w:tplc="0C000001" w:tentative="1">
+      <w:start w:val="1"/>
+      <w:numFmt w:val="bullet"/>
+      <w:lvlText w:val=""/>
+      <w:lvlJc w:val="left"/>
+      <w:pPr>
+        <w:ind w:left="5040" w:hanging="360"/>
+      </w:pPr>
+      <w:rPr>
+        <w:rFonts w:ascii="Symbol" w:hAnsi="Symbol" w:hint="default"/>
+      </w:rPr>
+    </w:lvl>
+    <w:lvl w:ilvl="7" w:tplc="0C000003" w:tentative="1">
+      <w:start w:val="1"/>
+      <w:numFmt w:val="bullet"/>
+      <w:lvlText w:val="o"/>
+      <w:lvlJc w:val="left"/>
+      <w:pPr>
+        <w:ind w:left="5760" w:hanging="360"/>
+      </w:pPr>
+      <w:rPr>
+        <w:rFonts w:ascii="Courier New" w:hAnsi="Courier New" w:cs="Courier New" w:hint="default"/>
+      </w:rPr>
+    </w:lvl>
+    <w:lvl w:ilvl="8" w:tplc="0C000005" w:tentative="1">
+      <w:start w:val="1"/>
+      <w:numFmt w:val="bullet"/>
+      <w:lvlText w:val=""/>
+      <w:lvlJc w:val="left"/>
+      <w:pPr>
+        <w:ind w:left="6480" w:hanging="360"/>
       </w:pPr>
       <w:rPr>
         <w:rFonts w:ascii="Wingdings" w:hAnsi="Wingdings" w:hint="default"/>
@@ -5579,6 +5866,9 @@
   </w:num>
   <w:num w:numId="17" w16cid:durableId="798107187">
     <w:abstractNumId w:val="5"/>
+  </w:num>
+  <w:num w:numId="18" w16cid:durableId="1398043431">
+    <w:abstractNumId w:val="17"/>
   </w:num>
 </w:numbering>
 </file>
